--- a/int Prep/JS practice with assignment.docx
+++ b/int Prep/JS practice with assignment.docx
@@ -2,20 +2,6 @@
 <file path=word/document.xml><?xml version="1.0" encoding="utf-8"?>
 <w:document xmlns:wpc="http://schemas.microsoft.com/office/word/2010/wordprocessingCanvas" xmlns:cx="http://schemas.microsoft.com/office/drawing/2014/chartex" xmlns:cx1="http://schemas.microsoft.com/office/drawing/2015/9/8/chartex" xmlns:cx2="http://schemas.microsoft.com/office/drawing/2015/10/21/chartex" xmlns:cx3="http://schemas.microsoft.com/office/drawing/2016/5/9/chartex" xmlns:cx4="http://schemas.microsoft.com/office/drawing/2016/5/10/chartex" xmlns:cx5="http://schemas.microsoft.com/office/drawing/2016/5/11/chartex" xmlns:cx6="http://schemas.microsoft.com/office/drawing/2016/5/12/chartex" xmlns:cx7="http://schemas.microsoft.com/office/drawing/2016/5/13/chartex" xmlns:cx8="http://schemas.microsoft.com/office/drawing/2016/5/14/chartex" xmlns:mc="http://schemas.openxmlformats.org/markup-compatibility/2006" xmlns:aink="http://schemas.microsoft.com/office/drawing/2016/ink" xmlns:am3d="http://schemas.microsoft.com/office/drawing/2017/model3d" xmlns:o="urn:schemas-microsoft-com:office:office" xmlns:oel="http://schemas.microsoft.com/office/2019/extlst" xmlns:r="http://schemas.openxmlformats.org/officeDocument/2006/relationships" xmlns:m="http://schemas.openxmlformats.org/officeDocument/2006/math" xmlns:v="urn:schemas-microsoft-com:vml" xmlns:wp14="http://schemas.microsoft.com/office/word/2010/wordprocessingDrawing" xmlns:wp="http://schemas.openxmlformats.org/drawingml/2006/wordprocessingDrawing" xmlns:w10="urn:schemas-microsoft-com:office:word" xmlns:w="http://schemas.openxmlformats.org/wordprocessingml/2006/main" xmlns:w14="http://schemas.microsoft.com/office/word/2010/wordml" xmlns:w15="http://schemas.microsoft.com/office/word/2012/wordml" xmlns:w16cex="http://schemas.microsoft.com/office/word/2018/wordml/cex" xmlns:w16cid="http://schemas.microsoft.com/office/word/2016/wordml/cid" xmlns:w16="http://schemas.microsoft.com/office/word/2018/wordml" xmlns:w16du="http://schemas.microsoft.com/office/word/2023/wordml/word16du" xmlns:w16sdtdh="http://schemas.microsoft.com/office/word/2020/wordml/sdtdatahash" xmlns:w16sdtfl="http://schemas.microsoft.com/office/word/2024/wordml/sdtformatlock" xmlns:w16se="http://schemas.microsoft.com/office/word/2015/wordml/symex" xmlns:wpg="http://schemas.microsoft.com/office/word/2010/wordprocessingGroup" xmlns:wpi="http://schemas.microsoft.com/office/word/2010/wordprocessingInk" xmlns:wne="http://schemas.microsoft.com/office/word/2006/wordml" xmlns:wps="http://schemas.microsoft.com/office/word/2010/wordprocessingShape" mc:Ignorable="w14 w15 w16se w16cid w16 w16cex w16sdtdh w16sdtfl w16du wp14">
   <w:body>
-    <w:p/>
-    <w:p/>
-    <w:p>
-      <w:r>
-        <w:t xml:space="preserve"> </w:t>
-      </w:r>
-      <w:r>
-        <w:rPr>
-          <w:b/>
-          <w:bCs/>
-        </w:rPr>
-        <w:t xml:space="preserve">JS Master Class </w:t>
-      </w:r>
-    </w:p>
     <w:p>
       <w:r>
         <w:rPr>
@@ -80,102 +66,297 @@
       </w:r>
     </w:p>
     <w:p>
-      <w:r>
-        <w:rPr>
-          <w:b/>
-          <w:bCs/>
-        </w:rPr>
-        <w:t xml:space="preserve">document.write("Number 1 : "+ num1) </w:t>
-      </w:r>
-    </w:p>
-    <w:p>
-      <w:r>
-        <w:rPr>
-          <w:b/>
-          <w:bCs/>
-        </w:rPr>
-        <w:t xml:space="preserve">document.write("&lt;br&gt;") </w:t>
-      </w:r>
-    </w:p>
-    <w:p>
-      <w:r>
-        <w:rPr>
-          <w:b/>
-          <w:bCs/>
-        </w:rPr>
-        <w:t xml:space="preserve">document.write("Number 2 : " +num2) </w:t>
-      </w:r>
-    </w:p>
-    <w:p>
-      <w:r>
-        <w:rPr>
-          <w:b/>
-          <w:bCs/>
-        </w:rPr>
-        <w:t xml:space="preserve">document.write("&lt;br&gt;") </w:t>
-      </w:r>
-    </w:p>
-    <w:p>
-      <w:r>
-        <w:rPr>
-          <w:b/>
-          <w:bCs/>
-        </w:rPr>
-        <w:t xml:space="preserve">document.write("Additon : " + addition) </w:t>
-      </w:r>
-    </w:p>
-    <w:p>
-      <w:r>
-        <w:rPr>
-          <w:b/>
-          <w:bCs/>
-        </w:rPr>
-        <w:t xml:space="preserve">document.write("&lt;br&gt;") </w:t>
-      </w:r>
-    </w:p>
-    <w:p>
-      <w:r>
-        <w:rPr>
-          <w:b/>
-          <w:bCs/>
-        </w:rPr>
-        <w:t xml:space="preserve">document.write("Subtraction : " + subtraction) </w:t>
-      </w:r>
-    </w:p>
-    <w:p>
-      <w:r>
-        <w:rPr>
-          <w:b/>
-          <w:bCs/>
-        </w:rPr>
-        <w:t xml:space="preserve">document.write("&lt;br&gt;") </w:t>
-      </w:r>
-    </w:p>
-    <w:p>
-      <w:r>
-        <w:rPr>
-          <w:b/>
-          <w:bCs/>
-        </w:rPr>
-        <w:t xml:space="preserve">document.write("Multiplication : " + multiply) </w:t>
-      </w:r>
-    </w:p>
-    <w:p>
-      <w:r>
-        <w:rPr>
-          <w:b/>
-          <w:bCs/>
-        </w:rPr>
-        <w:t xml:space="preserve">document.write("&lt;br&gt;") </w:t>
-      </w:r>
-    </w:p>
-    <w:p>
-      <w:r>
-        <w:rPr>
-          <w:b/>
-          <w:bCs/>
-        </w:rPr>
-        <w:t xml:space="preserve">document.write("Division : " + division) </w:t>
+      <w:proofErr w:type="spellStart"/>
+      <w:r>
+        <w:rPr>
+          <w:b/>
+          <w:bCs/>
+        </w:rPr>
+        <w:t>document.write</w:t>
+      </w:r>
+      <w:proofErr w:type="spellEnd"/>
+      <w:r>
+        <w:rPr>
+          <w:b/>
+          <w:bCs/>
+        </w:rPr>
+        <w:t xml:space="preserve">("Number 1 : "+ num1) </w:t>
+      </w:r>
+    </w:p>
+    <w:p>
+      <w:proofErr w:type="spellStart"/>
+      <w:r>
+        <w:rPr>
+          <w:b/>
+          <w:bCs/>
+        </w:rPr>
+        <w:t>document.write</w:t>
+      </w:r>
+      <w:proofErr w:type="spellEnd"/>
+      <w:r>
+        <w:rPr>
+          <w:b/>
+          <w:bCs/>
+        </w:rPr>
+        <w:t>("&lt;</w:t>
+      </w:r>
+      <w:proofErr w:type="spellStart"/>
+      <w:r>
+        <w:rPr>
+          <w:b/>
+          <w:bCs/>
+        </w:rPr>
+        <w:t>br</w:t>
+      </w:r>
+      <w:proofErr w:type="spellEnd"/>
+      <w:r>
+        <w:rPr>
+          <w:b/>
+          <w:bCs/>
+        </w:rPr>
+        <w:t xml:space="preserve">&gt;") </w:t>
+      </w:r>
+    </w:p>
+    <w:p>
+      <w:proofErr w:type="spellStart"/>
+      <w:r>
+        <w:rPr>
+          <w:b/>
+          <w:bCs/>
+        </w:rPr>
+        <w:t>document.write</w:t>
+      </w:r>
+      <w:proofErr w:type="spellEnd"/>
+      <w:r>
+        <w:rPr>
+          <w:b/>
+          <w:bCs/>
+        </w:rPr>
+        <w:t xml:space="preserve">("Number 2 : " +num2) </w:t>
+      </w:r>
+    </w:p>
+    <w:p>
+      <w:proofErr w:type="spellStart"/>
+      <w:r>
+        <w:rPr>
+          <w:b/>
+          <w:bCs/>
+        </w:rPr>
+        <w:t>document.write</w:t>
+      </w:r>
+      <w:proofErr w:type="spellEnd"/>
+      <w:r>
+        <w:rPr>
+          <w:b/>
+          <w:bCs/>
+        </w:rPr>
+        <w:t>("&lt;</w:t>
+      </w:r>
+      <w:proofErr w:type="spellStart"/>
+      <w:r>
+        <w:rPr>
+          <w:b/>
+          <w:bCs/>
+        </w:rPr>
+        <w:t>br</w:t>
+      </w:r>
+      <w:proofErr w:type="spellEnd"/>
+      <w:r>
+        <w:rPr>
+          <w:b/>
+          <w:bCs/>
+        </w:rPr>
+        <w:t xml:space="preserve">&gt;") </w:t>
+      </w:r>
+    </w:p>
+    <w:p>
+      <w:proofErr w:type="spellStart"/>
+      <w:r>
+        <w:rPr>
+          <w:b/>
+          <w:bCs/>
+        </w:rPr>
+        <w:t>document.write</w:t>
+      </w:r>
+      <w:proofErr w:type="spellEnd"/>
+      <w:r>
+        <w:rPr>
+          <w:b/>
+          <w:bCs/>
+        </w:rPr>
+        <w:t>("</w:t>
+      </w:r>
+      <w:proofErr w:type="spellStart"/>
+      <w:r>
+        <w:rPr>
+          <w:b/>
+          <w:bCs/>
+        </w:rPr>
+        <w:t>Additon</w:t>
+      </w:r>
+      <w:proofErr w:type="spellEnd"/>
+      <w:r>
+        <w:rPr>
+          <w:b/>
+          <w:bCs/>
+        </w:rPr>
+        <w:t xml:space="preserve"> : " + addition) </w:t>
+      </w:r>
+    </w:p>
+    <w:p>
+      <w:proofErr w:type="spellStart"/>
+      <w:r>
+        <w:rPr>
+          <w:b/>
+          <w:bCs/>
+        </w:rPr>
+        <w:t>document.write</w:t>
+      </w:r>
+      <w:proofErr w:type="spellEnd"/>
+      <w:r>
+        <w:rPr>
+          <w:b/>
+          <w:bCs/>
+        </w:rPr>
+        <w:t>("&lt;</w:t>
+      </w:r>
+      <w:proofErr w:type="spellStart"/>
+      <w:r>
+        <w:rPr>
+          <w:b/>
+          <w:bCs/>
+        </w:rPr>
+        <w:t>br</w:t>
+      </w:r>
+      <w:proofErr w:type="spellEnd"/>
+      <w:r>
+        <w:rPr>
+          <w:b/>
+          <w:bCs/>
+        </w:rPr>
+        <w:t xml:space="preserve">&gt;") </w:t>
+      </w:r>
+    </w:p>
+    <w:p>
+      <w:proofErr w:type="spellStart"/>
+      <w:r>
+        <w:rPr>
+          <w:b/>
+          <w:bCs/>
+        </w:rPr>
+        <w:t>document.write</w:t>
+      </w:r>
+      <w:proofErr w:type="spellEnd"/>
+      <w:r>
+        <w:rPr>
+          <w:b/>
+          <w:bCs/>
+        </w:rPr>
+        <w:t xml:space="preserve">("Subtraction : " + subtraction) </w:t>
+      </w:r>
+    </w:p>
+    <w:p>
+      <w:proofErr w:type="spellStart"/>
+      <w:r>
+        <w:rPr>
+          <w:b/>
+          <w:bCs/>
+        </w:rPr>
+        <w:t>document.write</w:t>
+      </w:r>
+      <w:proofErr w:type="spellEnd"/>
+      <w:r>
+        <w:rPr>
+          <w:b/>
+          <w:bCs/>
+        </w:rPr>
+        <w:t>("&lt;</w:t>
+      </w:r>
+      <w:proofErr w:type="spellStart"/>
+      <w:r>
+        <w:rPr>
+          <w:b/>
+          <w:bCs/>
+        </w:rPr>
+        <w:t>br</w:t>
+      </w:r>
+      <w:proofErr w:type="spellEnd"/>
+      <w:r>
+        <w:rPr>
+          <w:b/>
+          <w:bCs/>
+        </w:rPr>
+        <w:t xml:space="preserve">&gt;") </w:t>
+      </w:r>
+    </w:p>
+    <w:p>
+      <w:proofErr w:type="spellStart"/>
+      <w:r>
+        <w:rPr>
+          <w:b/>
+          <w:bCs/>
+        </w:rPr>
+        <w:t>document.write</w:t>
+      </w:r>
+      <w:proofErr w:type="spellEnd"/>
+      <w:r>
+        <w:rPr>
+          <w:b/>
+          <w:bCs/>
+        </w:rPr>
+        <w:t xml:space="preserve">("Multiplication : " + multiply) </w:t>
+      </w:r>
+    </w:p>
+    <w:p>
+      <w:proofErr w:type="spellStart"/>
+      <w:r>
+        <w:rPr>
+          <w:b/>
+          <w:bCs/>
+        </w:rPr>
+        <w:t>document.write</w:t>
+      </w:r>
+      <w:proofErr w:type="spellEnd"/>
+      <w:r>
+        <w:rPr>
+          <w:b/>
+          <w:bCs/>
+        </w:rPr>
+        <w:t>("&lt;</w:t>
+      </w:r>
+      <w:proofErr w:type="spellStart"/>
+      <w:r>
+        <w:rPr>
+          <w:b/>
+          <w:bCs/>
+        </w:rPr>
+        <w:t>br</w:t>
+      </w:r>
+      <w:proofErr w:type="spellEnd"/>
+      <w:r>
+        <w:rPr>
+          <w:b/>
+          <w:bCs/>
+        </w:rPr>
+        <w:t xml:space="preserve">&gt;") </w:t>
+      </w:r>
+    </w:p>
+    <w:p>
+      <w:proofErr w:type="spellStart"/>
+      <w:r>
+        <w:rPr>
+          <w:b/>
+          <w:bCs/>
+        </w:rPr>
+        <w:t>document.write</w:t>
+      </w:r>
+      <w:proofErr w:type="spellEnd"/>
+      <w:r>
+        <w:rPr>
+          <w:b/>
+          <w:bCs/>
+        </w:rPr>
+        <w:t xml:space="preserve">("Division : " + division) </w:t>
       </w:r>
     </w:p>
     <w:p>
@@ -211,7 +392,23 @@
           <w:b/>
           <w:bCs/>
         </w:rPr>
-        <w:t xml:space="preserve">c. Print what everyone have to pay </w:t>
+        <w:t xml:space="preserve">c. Print what everyone </w:t>
+      </w:r>
+      <w:proofErr w:type="gramStart"/>
+      <w:r>
+        <w:rPr>
+          <w:b/>
+          <w:bCs/>
+        </w:rPr>
+        <w:t>have</w:t>
+      </w:r>
+      <w:proofErr w:type="gramEnd"/>
+      <w:r>
+        <w:rPr>
+          <w:b/>
+          <w:bCs/>
+        </w:rPr>
+        <w:t xml:space="preserve"> to pay </w:t>
       </w:r>
     </w:p>
     <w:p/>
@@ -260,16 +457,164 @@
           <w:b/>
           <w:bCs/>
         </w:rPr>
-        <w:t xml:space="preserve">let myarray = ["akhila","Bivash","Chandana", "Durga", "Ismath", "Kumar" , "Lavanya"] </w:t>
-      </w:r>
-    </w:p>
-    <w:p>
-      <w:r>
-        <w:rPr>
-          <w:b/>
-          <w:bCs/>
-        </w:rPr>
-        <w:t xml:space="preserve">let myname = "Sujita" </w:t>
+        <w:t xml:space="preserve">let </w:t>
+      </w:r>
+      <w:proofErr w:type="spellStart"/>
+      <w:r>
+        <w:rPr>
+          <w:b/>
+          <w:bCs/>
+        </w:rPr>
+        <w:t>myarray</w:t>
+      </w:r>
+      <w:proofErr w:type="spellEnd"/>
+      <w:r>
+        <w:rPr>
+          <w:b/>
+          <w:bCs/>
+        </w:rPr>
+        <w:t xml:space="preserve"> = ["</w:t>
+      </w:r>
+      <w:proofErr w:type="spellStart"/>
+      <w:r>
+        <w:rPr>
+          <w:b/>
+          <w:bCs/>
+        </w:rPr>
+        <w:t>akhila</w:t>
+      </w:r>
+      <w:proofErr w:type="spellEnd"/>
+      <w:r>
+        <w:rPr>
+          <w:b/>
+          <w:bCs/>
+        </w:rPr>
+        <w:t>","</w:t>
+      </w:r>
+      <w:proofErr w:type="spellStart"/>
+      <w:r>
+        <w:rPr>
+          <w:b/>
+          <w:bCs/>
+        </w:rPr>
+        <w:t>Bivash","Chandana</w:t>
+      </w:r>
+      <w:proofErr w:type="spellEnd"/>
+      <w:r>
+        <w:rPr>
+          <w:b/>
+          <w:bCs/>
+        </w:rPr>
+        <w:t>", "Durga", "</w:t>
+      </w:r>
+      <w:proofErr w:type="spellStart"/>
+      <w:r>
+        <w:rPr>
+          <w:b/>
+          <w:bCs/>
+        </w:rPr>
+        <w:t>Ismath</w:t>
+      </w:r>
+      <w:proofErr w:type="spellEnd"/>
+      <w:r>
+        <w:rPr>
+          <w:b/>
+          <w:bCs/>
+        </w:rPr>
+        <w:t xml:space="preserve">", "Kumar" , "Lavanya"] </w:t>
+      </w:r>
+    </w:p>
+    <w:p>
+      <w:r>
+        <w:rPr>
+          <w:b/>
+          <w:bCs/>
+        </w:rPr>
+        <w:t xml:space="preserve">let </w:t>
+      </w:r>
+      <w:proofErr w:type="spellStart"/>
+      <w:r>
+        <w:rPr>
+          <w:b/>
+          <w:bCs/>
+        </w:rPr>
+        <w:t>myname</w:t>
+      </w:r>
+      <w:proofErr w:type="spellEnd"/>
+      <w:r>
+        <w:rPr>
+          <w:b/>
+          <w:bCs/>
+        </w:rPr>
+        <w:t xml:space="preserve"> = "Sujita" </w:t>
+      </w:r>
+    </w:p>
+    <w:p>
+      <w:r>
+        <w:rPr>
+          <w:b/>
+          <w:bCs/>
+        </w:rPr>
+        <w:t>console.log(</w:t>
+      </w:r>
+      <w:proofErr w:type="spellStart"/>
+      <w:r>
+        <w:rPr>
+          <w:b/>
+          <w:bCs/>
+        </w:rPr>
+        <w:t>myarray</w:t>
+      </w:r>
+      <w:proofErr w:type="spellEnd"/>
+      <w:r>
+        <w:rPr>
+          <w:b/>
+          <w:bCs/>
+        </w:rPr>
+        <w:t xml:space="preserve">[3]) </w:t>
+      </w:r>
+    </w:p>
+    <w:p>
+      <w:r>
+        <w:rPr>
+          <w:b/>
+          <w:bCs/>
+        </w:rPr>
+        <w:t xml:space="preserve">let </w:t>
+      </w:r>
+      <w:proofErr w:type="spellStart"/>
+      <w:r>
+        <w:rPr>
+          <w:b/>
+          <w:bCs/>
+        </w:rPr>
+        <w:t>myobject</w:t>
+      </w:r>
+      <w:proofErr w:type="spellEnd"/>
+      <w:r>
+        <w:rPr>
+          <w:b/>
+          <w:bCs/>
+        </w:rPr>
+        <w:t xml:space="preserve"> = { </w:t>
+      </w:r>
+    </w:p>
+    <w:p>
+      <w:proofErr w:type="spellStart"/>
+      <w:r>
+        <w:rPr>
+          <w:b/>
+          <w:bCs/>
+        </w:rPr>
+        <w:t>myname</w:t>
+      </w:r>
+      <w:proofErr w:type="spellEnd"/>
+      <w:r>
+        <w:rPr>
+          <w:b/>
+          <w:bCs/>
+        </w:rPr>
+        <w:t xml:space="preserve">:"Srikar", </w:t>
       </w:r>
     </w:p>
     <w:p>
@@ -279,33 +624,6 @@
           <w:bCs/>
         </w:rPr>
         <w:lastRenderedPageBreak/>
-        <w:t xml:space="preserve">console.log(myarray[3]) </w:t>
-      </w:r>
-    </w:p>
-    <w:p>
-      <w:r>
-        <w:rPr>
-          <w:b/>
-          <w:bCs/>
-        </w:rPr>
-        <w:t xml:space="preserve">let myobject = { </w:t>
-      </w:r>
-    </w:p>
-    <w:p>
-      <w:r>
-        <w:rPr>
-          <w:b/>
-          <w:bCs/>
-        </w:rPr>
-        <w:t xml:space="preserve">myname:"Srikar", </w:t>
-      </w:r>
-    </w:p>
-    <w:p>
-      <w:r>
-        <w:rPr>
-          <w:b/>
-          <w:bCs/>
-        </w:rPr>
         <w:t xml:space="preserve">age:30, </w:t>
       </w:r>
     </w:p>
@@ -351,25 +669,73 @@
           <w:b/>
           <w:bCs/>
         </w:rPr>
-        <w:t xml:space="preserve">console.log(myobject.city) </w:t>
-      </w:r>
-    </w:p>
-    <w:p>
-      <w:r>
-        <w:rPr>
-          <w:b/>
-          <w:bCs/>
-        </w:rPr>
-        <w:t xml:space="preserve">console.log(myobject.exp) </w:t>
-      </w:r>
-    </w:p>
-    <w:p>
-      <w:r>
-        <w:rPr>
-          <w:b/>
-          <w:bCs/>
-        </w:rPr>
-        <w:t xml:space="preserve">console.log(myobject.age) </w:t>
+        <w:t>console.log(</w:t>
+      </w:r>
+      <w:proofErr w:type="spellStart"/>
+      <w:r>
+        <w:rPr>
+          <w:b/>
+          <w:bCs/>
+        </w:rPr>
+        <w:t>myobject.city</w:t>
+      </w:r>
+      <w:proofErr w:type="spellEnd"/>
+      <w:r>
+        <w:rPr>
+          <w:b/>
+          <w:bCs/>
+        </w:rPr>
+        <w:t xml:space="preserve">) </w:t>
+      </w:r>
+    </w:p>
+    <w:p>
+      <w:r>
+        <w:rPr>
+          <w:b/>
+          <w:bCs/>
+        </w:rPr>
+        <w:t>console.log(</w:t>
+      </w:r>
+      <w:proofErr w:type="spellStart"/>
+      <w:r>
+        <w:rPr>
+          <w:b/>
+          <w:bCs/>
+        </w:rPr>
+        <w:t>myobject.exp</w:t>
+      </w:r>
+      <w:proofErr w:type="spellEnd"/>
+      <w:r>
+        <w:rPr>
+          <w:b/>
+          <w:bCs/>
+        </w:rPr>
+        <w:t xml:space="preserve">) </w:t>
+      </w:r>
+    </w:p>
+    <w:p>
+      <w:r>
+        <w:rPr>
+          <w:b/>
+          <w:bCs/>
+        </w:rPr>
+        <w:t>console.log(</w:t>
+      </w:r>
+      <w:proofErr w:type="spellStart"/>
+      <w:r>
+        <w:rPr>
+          <w:b/>
+          <w:bCs/>
+        </w:rPr>
+        <w:t>myobject.age</w:t>
+      </w:r>
+      <w:proofErr w:type="spellEnd"/>
+      <w:r>
+        <w:rPr>
+          <w:b/>
+          <w:bCs/>
+        </w:rPr>
+        <w:t xml:space="preserve">) </w:t>
       </w:r>
     </w:p>
     <w:p>
@@ -414,7 +780,23 @@
           <w:b/>
           <w:bCs/>
         </w:rPr>
-        <w:t xml:space="preserve">console.log("Step 4 : Heat Oil, Put Masala and all other ingrdients! ") </w:t>
+        <w:t xml:space="preserve">console.log("Step 4 : Heat Oil, Put Masala and all other </w:t>
+      </w:r>
+      <w:proofErr w:type="spellStart"/>
+      <w:r>
+        <w:rPr>
+          <w:b/>
+          <w:bCs/>
+        </w:rPr>
+        <w:t>ingrdients</w:t>
+      </w:r>
+      <w:proofErr w:type="spellEnd"/>
+      <w:r>
+        <w:rPr>
+          <w:b/>
+          <w:bCs/>
+        </w:rPr>
+        <w:t xml:space="preserve">! ") </w:t>
       </w:r>
     </w:p>
     <w:p>
@@ -459,16 +841,64 @@
           <w:b/>
           <w:bCs/>
         </w:rPr>
-        <w:t xml:space="preserve">function addnumbers(rajdeep,dev){ </w:t>
-      </w:r>
-    </w:p>
-    <w:p>
-      <w:r>
-        <w:rPr>
-          <w:b/>
-          <w:bCs/>
-        </w:rPr>
-        <w:t xml:space="preserve">console.log(rajdeep +dev) </w:t>
+        <w:t xml:space="preserve">function </w:t>
+      </w:r>
+      <w:proofErr w:type="spellStart"/>
+      <w:r>
+        <w:rPr>
+          <w:b/>
+          <w:bCs/>
+        </w:rPr>
+        <w:t>addnumbers</w:t>
+      </w:r>
+      <w:proofErr w:type="spellEnd"/>
+      <w:r>
+        <w:rPr>
+          <w:b/>
+          <w:bCs/>
+        </w:rPr>
+        <w:t>(</w:t>
+      </w:r>
+      <w:proofErr w:type="spellStart"/>
+      <w:r>
+        <w:rPr>
+          <w:b/>
+          <w:bCs/>
+        </w:rPr>
+        <w:t>rajdeep,dev</w:t>
+      </w:r>
+      <w:proofErr w:type="spellEnd"/>
+      <w:r>
+        <w:rPr>
+          <w:b/>
+          <w:bCs/>
+        </w:rPr>
+        <w:t xml:space="preserve">){ </w:t>
+      </w:r>
+    </w:p>
+    <w:p>
+      <w:r>
+        <w:rPr>
+          <w:b/>
+          <w:bCs/>
+        </w:rPr>
+        <w:t>console.log(</w:t>
+      </w:r>
+      <w:proofErr w:type="spellStart"/>
+      <w:r>
+        <w:rPr>
+          <w:b/>
+          <w:bCs/>
+        </w:rPr>
+        <w:t>rajdeep</w:t>
+      </w:r>
+      <w:proofErr w:type="spellEnd"/>
+      <w:r>
+        <w:rPr>
+          <w:b/>
+          <w:bCs/>
+        </w:rPr>
+        <w:t xml:space="preserve"> +dev) </w:t>
       </w:r>
     </w:p>
     <w:p>
@@ -481,12 +911,21 @@
       </w:r>
     </w:p>
     <w:p>
-      <w:r>
-        <w:rPr>
-          <w:b/>
-          <w:bCs/>
-        </w:rPr>
-        <w:t xml:space="preserve">addnumbers(5,2) </w:t>
+      <w:proofErr w:type="spellStart"/>
+      <w:r>
+        <w:rPr>
+          <w:b/>
+          <w:bCs/>
+        </w:rPr>
+        <w:t>addnumbers</w:t>
+      </w:r>
+      <w:proofErr w:type="spellEnd"/>
+      <w:r>
+        <w:rPr>
+          <w:b/>
+          <w:bCs/>
+        </w:rPr>
+        <w:t xml:space="preserve">(5,2) </w:t>
       </w:r>
     </w:p>
     <w:p>
@@ -522,16 +961,48 @@
           <w:b/>
           <w:bCs/>
         </w:rPr>
-        <w:t xml:space="preserve">Step 2 : Pass this “todos” as a parameter </w:t>
-      </w:r>
-    </w:p>
-    <w:p>
-      <w:r>
-        <w:rPr>
-          <w:b/>
-          <w:bCs/>
-        </w:rPr>
-        <w:t xml:space="preserve">Step 3 : print each todo in console </w:t>
+        <w:t>Step 2 : Pass this “</w:t>
+      </w:r>
+      <w:proofErr w:type="spellStart"/>
+      <w:r>
+        <w:rPr>
+          <w:b/>
+          <w:bCs/>
+        </w:rPr>
+        <w:t>todos</w:t>
+      </w:r>
+      <w:proofErr w:type="spellEnd"/>
+      <w:r>
+        <w:rPr>
+          <w:b/>
+          <w:bCs/>
+        </w:rPr>
+        <w:t xml:space="preserve">” as a parameter </w:t>
+      </w:r>
+    </w:p>
+    <w:p>
+      <w:r>
+        <w:rPr>
+          <w:b/>
+          <w:bCs/>
+        </w:rPr>
+        <w:t xml:space="preserve">Step 3 : print each </w:t>
+      </w:r>
+      <w:proofErr w:type="spellStart"/>
+      <w:r>
+        <w:rPr>
+          <w:b/>
+          <w:bCs/>
+        </w:rPr>
+        <w:t>todo</w:t>
+      </w:r>
+      <w:proofErr w:type="spellEnd"/>
+      <w:r>
+        <w:rPr>
+          <w:b/>
+          <w:bCs/>
+        </w:rPr>
+        <w:t xml:space="preserve"> in console </w:t>
       </w:r>
     </w:p>
     <w:p>
@@ -541,12 +1012,37 @@
           <w:bCs/>
         </w:rPr>
       </w:pPr>
-      <w:r>
-        <w:rPr>
-          <w:b/>
-          <w:bCs/>
-        </w:rPr>
-        <w:t>todos = ["Learn JS", "Do Assignment","Take Break"]</w:t>
+      <w:proofErr w:type="spellStart"/>
+      <w:r>
+        <w:rPr>
+          <w:b/>
+          <w:bCs/>
+        </w:rPr>
+        <w:t>todos</w:t>
+      </w:r>
+      <w:proofErr w:type="spellEnd"/>
+      <w:r>
+        <w:rPr>
+          <w:b/>
+          <w:bCs/>
+        </w:rPr>
+        <w:t xml:space="preserve"> = ["Learn JS", "Do </w:t>
+      </w:r>
+      <w:proofErr w:type="spellStart"/>
+      <w:r>
+        <w:rPr>
+          <w:b/>
+          <w:bCs/>
+        </w:rPr>
+        <w:t>Assignment","Take</w:t>
+      </w:r>
+      <w:proofErr w:type="spellEnd"/>
+      <w:r>
+        <w:rPr>
+          <w:b/>
+          <w:bCs/>
+        </w:rPr>
+        <w:t xml:space="preserve"> Break"]</w:t>
       </w:r>
     </w:p>
     <w:p/>
@@ -578,7 +1074,23 @@
           <w:b/>
           <w:bCs/>
         </w:rPr>
-        <w:t xml:space="preserve">async function myapi(){ </w:t>
+        <w:t xml:space="preserve">async function </w:t>
+      </w:r>
+      <w:proofErr w:type="spellStart"/>
+      <w:r>
+        <w:rPr>
+          <w:b/>
+          <w:bCs/>
+        </w:rPr>
+        <w:t>myapi</w:t>
+      </w:r>
+      <w:proofErr w:type="spellEnd"/>
+      <w:r>
+        <w:rPr>
+          <w:b/>
+          <w:bCs/>
+        </w:rPr>
+        <w:t xml:space="preserve">(){ </w:t>
       </w:r>
     </w:p>
     <w:p>
@@ -596,7 +1108,23 @@
           <w:b/>
           <w:bCs/>
         </w:rPr>
-        <w:t xml:space="preserve">let user = await data.json() </w:t>
+        <w:t xml:space="preserve">let user = await </w:t>
+      </w:r>
+      <w:proofErr w:type="spellStart"/>
+      <w:r>
+        <w:rPr>
+          <w:b/>
+          <w:bCs/>
+        </w:rPr>
+        <w:t>data.json</w:t>
+      </w:r>
+      <w:proofErr w:type="spellEnd"/>
+      <w:r>
+        <w:rPr>
+          <w:b/>
+          <w:bCs/>
+        </w:rPr>
+        <w:t xml:space="preserve">() </w:t>
       </w:r>
     </w:p>
     <w:p>
@@ -677,7 +1205,23 @@
           <w:b/>
           <w:bCs/>
         </w:rPr>
-        <w:t xml:space="preserve">Fetch Data From An API </w:t>
+        <w:t xml:space="preserve">Fetch Data </w:t>
+      </w:r>
+      <w:proofErr w:type="gramStart"/>
+      <w:r>
+        <w:rPr>
+          <w:b/>
+          <w:bCs/>
+        </w:rPr>
+        <w:t>From</w:t>
+      </w:r>
+      <w:proofErr w:type="gramEnd"/>
+      <w:r>
+        <w:rPr>
+          <w:b/>
+          <w:bCs/>
+        </w:rPr>
+        <w:t xml:space="preserve"> An API </w:t>
       </w:r>
     </w:p>
     <w:p>
@@ -695,7 +1239,23 @@
           <w:b/>
           <w:bCs/>
         </w:rPr>
-        <w:t xml:space="preserve">Step 1 : use fetch to fetch data from the above url </w:t>
+        <w:t xml:space="preserve">Step 1 : use fetch to fetch data from the above </w:t>
+      </w:r>
+      <w:proofErr w:type="spellStart"/>
+      <w:r>
+        <w:rPr>
+          <w:b/>
+          <w:bCs/>
+        </w:rPr>
+        <w:t>url</w:t>
+      </w:r>
+      <w:proofErr w:type="spellEnd"/>
+      <w:r>
+        <w:rPr>
+          <w:b/>
+          <w:bCs/>
+        </w:rPr>
+        <w:t xml:space="preserve"> </w:t>
       </w:r>
     </w:p>
     <w:p>
@@ -727,16 +1287,48 @@
           <w:b/>
           <w:bCs/>
         </w:rPr>
-        <w:t xml:space="preserve">let query = "give me a list of all countires in the world" </w:t>
-      </w:r>
-    </w:p>
-    <w:p>
-      <w:r>
-        <w:rPr>
-          <w:b/>
-          <w:bCs/>
-        </w:rPr>
-        <w:t xml:space="preserve">async function chatgptclone(query){ </w:t>
+        <w:t xml:space="preserve">let query = "give me a list of all </w:t>
+      </w:r>
+      <w:proofErr w:type="spellStart"/>
+      <w:r>
+        <w:rPr>
+          <w:b/>
+          <w:bCs/>
+        </w:rPr>
+        <w:t>countires</w:t>
+      </w:r>
+      <w:proofErr w:type="spellEnd"/>
+      <w:r>
+        <w:rPr>
+          <w:b/>
+          <w:bCs/>
+        </w:rPr>
+        <w:t xml:space="preserve"> in the world" </w:t>
+      </w:r>
+    </w:p>
+    <w:p>
+      <w:r>
+        <w:rPr>
+          <w:b/>
+          <w:bCs/>
+        </w:rPr>
+        <w:t xml:space="preserve">async function </w:t>
+      </w:r>
+      <w:proofErr w:type="spellStart"/>
+      <w:r>
+        <w:rPr>
+          <w:b/>
+          <w:bCs/>
+        </w:rPr>
+        <w:t>chatgptclone</w:t>
+      </w:r>
+      <w:proofErr w:type="spellEnd"/>
+      <w:r>
+        <w:rPr>
+          <w:b/>
+          <w:bCs/>
+        </w:rPr>
+        <w:t xml:space="preserve">(query){ </w:t>
       </w:r>
     </w:p>
     <w:p>
@@ -749,39 +1341,89 @@
       </w:r>
     </w:p>
     <w:p>
-      <w:r>
-        <w:rPr>
-          <w:b/>
-          <w:bCs/>
-        </w:rPr>
-        <w:t xml:space="preserve">method:"POST", </w:t>
-      </w:r>
-    </w:p>
-    <w:p>
-      <w:r>
-        <w:rPr>
-          <w:b/>
-          <w:bCs/>
-        </w:rPr>
-        <w:t xml:space="preserve">header:{"Content-Type": "application/json"}, </w:t>
-      </w:r>
-    </w:p>
-    <w:p>
-      <w:r>
-        <w:rPr>
-          <w:b/>
-          <w:bCs/>
-        </w:rPr>
-        <w:t xml:space="preserve">body:JSON.stringify({ </w:t>
-      </w:r>
-    </w:p>
-    <w:p>
-      <w:r>
-        <w:rPr>
-          <w:b/>
-          <w:bCs/>
-        </w:rPr>
-        <w:t xml:space="preserve">contents:[{parts:[{text:query}]}] </w:t>
+      <w:proofErr w:type="spellStart"/>
+      <w:r>
+        <w:rPr>
+          <w:b/>
+          <w:bCs/>
+        </w:rPr>
+        <w:t>method:"POST</w:t>
+      </w:r>
+      <w:proofErr w:type="spellEnd"/>
+      <w:r>
+        <w:rPr>
+          <w:b/>
+          <w:bCs/>
+        </w:rPr>
+        <w:t xml:space="preserve">", </w:t>
+      </w:r>
+    </w:p>
+    <w:p>
+      <w:r>
+        <w:rPr>
+          <w:b/>
+          <w:bCs/>
+        </w:rPr>
+        <w:t>header:{"Content-Type": "application/</w:t>
+      </w:r>
+      <w:proofErr w:type="spellStart"/>
+      <w:r>
+        <w:rPr>
+          <w:b/>
+          <w:bCs/>
+        </w:rPr>
+        <w:t>json</w:t>
+      </w:r>
+      <w:proofErr w:type="spellEnd"/>
+      <w:r>
+        <w:rPr>
+          <w:b/>
+          <w:bCs/>
+        </w:rPr>
+        <w:t xml:space="preserve">"}, </w:t>
+      </w:r>
+    </w:p>
+    <w:p>
+      <w:proofErr w:type="spellStart"/>
+      <w:r>
+        <w:rPr>
+          <w:b/>
+          <w:bCs/>
+        </w:rPr>
+        <w:t>body:JSON.stringify</w:t>
+      </w:r>
+      <w:proofErr w:type="spellEnd"/>
+      <w:r>
+        <w:rPr>
+          <w:b/>
+          <w:bCs/>
+        </w:rPr>
+        <w:t xml:space="preserve">({ </w:t>
+      </w:r>
+    </w:p>
+    <w:p>
+      <w:r>
+        <w:rPr>
+          <w:b/>
+          <w:bCs/>
+        </w:rPr>
+        <w:t>contents:[{parts:[{</w:t>
+      </w:r>
+      <w:proofErr w:type="spellStart"/>
+      <w:r>
+        <w:rPr>
+          <w:b/>
+          <w:bCs/>
+        </w:rPr>
+        <w:t>text:query</w:t>
+      </w:r>
+      <w:proofErr w:type="spellEnd"/>
+      <w:r>
+        <w:rPr>
+          <w:b/>
+          <w:bCs/>
+        </w:rPr>
+        <w:t xml:space="preserve">}]}] </w:t>
       </w:r>
     </w:p>
     <w:p>
@@ -808,16 +1450,73 @@
           <w:b/>
           <w:bCs/>
         </w:rPr>
-        <w:t xml:space="preserve">let data = await response.json() </w:t>
-      </w:r>
-    </w:p>
-    <w:p>
-      <w:r>
-        <w:rPr>
-          <w:b/>
-          <w:bCs/>
-        </w:rPr>
-        <w:t xml:space="preserve">document.write(data.candidates[0].content.parts[0].text) </w:t>
+        <w:t xml:space="preserve">let data = await </w:t>
+      </w:r>
+      <w:proofErr w:type="spellStart"/>
+      <w:r>
+        <w:rPr>
+          <w:b/>
+          <w:bCs/>
+        </w:rPr>
+        <w:t>response.json</w:t>
+      </w:r>
+      <w:proofErr w:type="spellEnd"/>
+      <w:r>
+        <w:rPr>
+          <w:b/>
+          <w:bCs/>
+        </w:rPr>
+        <w:t xml:space="preserve">() </w:t>
+      </w:r>
+    </w:p>
+    <w:p>
+      <w:proofErr w:type="spellStart"/>
+      <w:r>
+        <w:rPr>
+          <w:b/>
+          <w:bCs/>
+        </w:rPr>
+        <w:t>document.write</w:t>
+      </w:r>
+      <w:proofErr w:type="spellEnd"/>
+      <w:r>
+        <w:rPr>
+          <w:b/>
+          <w:bCs/>
+        </w:rPr>
+        <w:t>(</w:t>
+      </w:r>
+      <w:proofErr w:type="spellStart"/>
+      <w:r>
+        <w:rPr>
+          <w:b/>
+          <w:bCs/>
+        </w:rPr>
+        <w:t>data.candidates</w:t>
+      </w:r>
+      <w:proofErr w:type="spellEnd"/>
+      <w:r>
+        <w:rPr>
+          <w:b/>
+          <w:bCs/>
+        </w:rPr>
+        <w:t>[0].</w:t>
+      </w:r>
+      <w:proofErr w:type="spellStart"/>
+      <w:r>
+        <w:rPr>
+          <w:b/>
+          <w:bCs/>
+        </w:rPr>
+        <w:t>content.parts</w:t>
+      </w:r>
+      <w:proofErr w:type="spellEnd"/>
+      <w:r>
+        <w:rPr>
+          <w:b/>
+          <w:bCs/>
+        </w:rPr>
+        <w:t xml:space="preserve">[0].text) </w:t>
       </w:r>
     </w:p>
     <w:p>
@@ -830,12 +1529,21 @@
       </w:r>
     </w:p>
     <w:p>
-      <w:r>
-        <w:rPr>
-          <w:b/>
-          <w:bCs/>
-        </w:rPr>
-        <w:t xml:space="preserve">chatgptclone(query) </w:t>
+      <w:proofErr w:type="spellStart"/>
+      <w:r>
+        <w:rPr>
+          <w:b/>
+          <w:bCs/>
+        </w:rPr>
+        <w:t>chatgptclone</w:t>
+      </w:r>
+      <w:proofErr w:type="spellEnd"/>
+      <w:r>
+        <w:rPr>
+          <w:b/>
+          <w:bCs/>
+        </w:rPr>
+        <w:t xml:space="preserve">(query) </w:t>
       </w:r>
     </w:p>
     <w:p>
@@ -1497,6 +2205,7 @@
   <w:style w:type="character" w:default="1" w:styleId="DefaultParagraphFont">
     <w:name w:val="Default Paragraph Font"/>
     <w:uiPriority w:val="1"/>
+    <w:semiHidden/>
     <w:unhideWhenUsed/>
   </w:style>
   <w:style w:type="table" w:default="1" w:styleId="TableNormal">
